--- a/rapports/2026-06-06/EQ3/EQ3_enq3_v2/DR_014301230104/72-57-79-41.docx
+++ b/rapports/2026-06-06/EQ3/EQ3_enq3_v2/DR_014301230104/72-57-79-41.docx
@@ -297,7 +297,7 @@
           <w:color w:val="1F6FEB"/>
           <w:sz w:val="22"/>
         </w:rPr>
-        <w:t>⚠ INCOHÉRENCES À CORRIGER (53)</w:t>
+        <w:t>⚠ INCOHÉRENCES À CORRIGER (51)</w:t>
       </w:r>
     </w:p>
     <w:tbl>
@@ -665,7 +665,7 @@
                 <w:i w:val="0"/>
                 <w:sz w:val="17"/>
               </w:rPr>
-              <w:t>Incohérence!!! seulement les écoles gouvermentales paient les cotisations (Gouvernement, communauté, ONG ou organisation humanitaire).</w:t>
+              <w:t>Incohérent!! Le niveau d'instruction déclaré par l'un des enfants () au niveau de la section 1 de BARA SARR diffère de celui donné par BARA SARR lui-même qui affirme ne pas avoir frequenté l'école formelle.</w:t>
             </w:r>
           </w:p>
         </w:tc>
@@ -788,7 +788,7 @@
                 <w:i w:val="0"/>
                 <w:sz w:val="16"/>
               </w:rPr>
-              <w:t>S02</w:t>
+              <w:t>S11</w:t>
               <w:br/>
             </w:r>
             <w:r>
@@ -798,7 +798,7 @@
                 <w:color w:val="64748B"/>
                 <w:sz w:val="14"/>
               </w:rPr>
-              <w:t>Éducation</w:t>
+              <w:t>Logement / cadre de vie</w:t>
             </w:r>
           </w:p>
         </w:tc>
@@ -814,7 +814,7 @@
                 <w:color w:val="16A34A"/>
                 <w:sz w:val="16"/>
               </w:rPr>
-              <w:t>—</w:t>
+              <w:t>s01q00_0, s00q04, s03q38, s04q21, s04q51, s04q51_unite, s04q44, s04q65</w:t>
             </w:r>
           </w:p>
         </w:tc>
@@ -845,7 +845,7 @@
                 <w:i w:val="0"/>
                 <w:sz w:val="17"/>
               </w:rPr>
-              <w:t>Incohérent!! Le niveau d'instruction déclaré par l'un des enfants () au niveau de la section 1 de BARA SARR diffère de celui donné par BARA SARR lui-même qui affirme ne pas avoir frequenté l'école formelle.</w:t>
+              <w:t>Avertissement!! le montant de la dernière  facture du dernier mois pour chaine de télévision par câble, satellite, TNTest 2000 FCFA semble incoherent, prière de corriger ou confirmer avec le QG.</w:t>
             </w:r>
           </w:p>
         </w:tc>
@@ -860,10 +860,10 @@
               <w:rPr>
                 <w:b/>
                 <w:i w:val="0"/>
-                <w:color w:val="DC2626"/>
+                <w:color w:val="EA580C"/>
                 <w:sz w:val="16"/>
               </w:rPr>
-              <w:t>Haute</w:t>
+              <w:t>Moyenne</w:t>
             </w:r>
           </w:p>
         </w:tc>
@@ -878,7 +878,7 @@
                 <w:i w:val="0"/>
                 <w:sz w:val="16"/>
               </w:rPr>
-              <w:t>S11</w:t>
+              <w:t>S00</w:t>
               <w:br/>
             </w:r>
             <w:r>
@@ -888,7 +888,7 @@
                 <w:color w:val="64748B"/>
                 <w:sz w:val="14"/>
               </w:rPr>
-              <w:t>Logement / cadre de vie</w:t>
+              <w:t>Identification</w:t>
             </w:r>
           </w:p>
         </w:tc>
@@ -904,7 +904,7 @@
                 <w:color w:val="16A34A"/>
                 <w:sz w:val="16"/>
               </w:rPr>
-              <w:t>s01q00_0, s00q04, s03q38, s04q21, s04q51, s04q51_unite, s04q44, s04q65</w:t>
+              <w:t>s00q07a, s00q08, s00q10, s00q13_0, s00q15_0, s00q17_0, s00q23a, s00q23b</w:t>
             </w:r>
           </w:p>
         </w:tc>
@@ -935,7 +935,7 @@
                 <w:i w:val="0"/>
                 <w:sz w:val="17"/>
               </w:rPr>
-              <w:t>Avertissement!! le montant de la dernière  facture du dernier mois pour chaine de télévision par câble, satellite, TNTest 2000 FCFA semble incoherent, prière de corriger ou confirmer avec le QG.</w:t>
+              <w:t>Prière de renseigner toutes les informations du ménage dans la section 0 avant d'entamer les autres informations.</w:t>
             </w:r>
           </w:p>
         </w:tc>
@@ -994,7 +994,7 @@
                 <w:color w:val="16A34A"/>
                 <w:sz w:val="16"/>
               </w:rPr>
-              <w:t>s00q07a, s00q08, s00q10, s00q13_0, s00q15_0, s00q17_0, s00q23a, s00q23b</w:t>
+              <w:t>—</w:t>
             </w:r>
           </w:p>
         </w:tc>
@@ -1025,7 +1025,7 @@
                 <w:i w:val="0"/>
                 <w:sz w:val="17"/>
               </w:rPr>
-              <w:t>Prière de renseigner toutes les informations du ménage dans la section 0 avant d'entamer les autres informations.</w:t>
+              <w:t>L'adresse ou localisation du ménage doit être renseignée et ne doit pas contenir des numéros de téléphone.</w:t>
             </w:r>
           </w:p>
         </w:tc>
@@ -1115,7 +1115,7 @@
                 <w:i w:val="0"/>
                 <w:sz w:val="17"/>
               </w:rPr>
-              <w:t>L'adresse ou localisation du ménage doit être renseignée et ne doit pas contenir des numéros de téléphone.</w:t>
+              <w:t>Prière de renseigner la bonne adresse.</w:t>
             </w:r>
           </w:p>
         </w:tc>
@@ -1205,7 +1205,7 @@
                 <w:i w:val="0"/>
                 <w:sz w:val="17"/>
               </w:rPr>
-              <w:t>Prière de renseigner la bonne adresse.</w:t>
+              <w:t>Les coordonnées GPS ménage prises lors de l'enquête principale diffèrent de celles du dénombrement, êtes vous sûr d'avoir enquêté le bon ménage si non chercher le bon ménage.</w:t>
             </w:r>
           </w:p>
         </w:tc>
@@ -1295,7 +1295,7 @@
                 <w:i w:val="0"/>
                 <w:sz w:val="17"/>
               </w:rPr>
-              <w:t>Les coordonnées GPS ménage prises lors de l'enquête principale diffèrent de celles du dénombrement, êtes vous sûr d'avoir enquêté le bon ménage si non chercher le bon ménage.</w:t>
+              <w:t>L'adresse ou la localisation du ménage doit être bien renseignée, ne doit pas contenir des numéros de téléphone et elle semble courte pour être une adresse.</w:t>
             </w:r>
           </w:p>
         </w:tc>
@@ -1385,7 +1385,7 @@
                 <w:i w:val="0"/>
                 <w:sz w:val="17"/>
               </w:rPr>
-              <w:t>L'adresse ou la localisation du ménage doit être bien renseignée, ne doit pas contenir des numéros de téléphone et elle semble courte pour être une adresse.</w:t>
+              <w:t>Prière de renseigner la bonne adresse.Attention! Il manque des informations non renseignées dans la section 0, prière de regarder toutes les autres informations dans l'identification du ménage (IDENTIFICATION ET RENSEIGNEMENTS DE CONTROLE) ou dans OBSERVATIONS pour pouvoir renseigné toutes les questions liées au ménage.</w:t>
             </w:r>
           </w:p>
         </w:tc>
@@ -1475,7 +1475,7 @@
                 <w:i w:val="0"/>
                 <w:sz w:val="17"/>
               </w:rPr>
-              <w:t>Prière de renseigner la bonne adresse.Attention! Il manque des informations non renseignées dans la section 0, prière de regarder toutes les autres informations dans l'identification du ménage (IDENTIFICATION ET RENSEIGNEMENTS DE CONTROLE) ou dans OBSERVATIONS pour pouvoir renseigné toutes les questions liées au ménage.</w:t>
+              <w:t>Attention! Veillez bien renseigner la variable 0.10 (Prenom et nom du chef de ménage).</w:t>
             </w:r>
           </w:p>
         </w:tc>
@@ -1565,7 +1565,7 @@
                 <w:i w:val="0"/>
                 <w:sz w:val="17"/>
               </w:rPr>
-              <w:t>Attention! Veillez bien renseigner la variable 0.10 (Prenom et nom du chef de ménage).</w:t>
+              <w:t>Elle ne doit pas contenir des chiffres.</w:t>
             </w:r>
           </w:p>
         </w:tc>
@@ -1624,7 +1624,7 @@
                 <w:color w:val="16A34A"/>
                 <w:sz w:val="16"/>
               </w:rPr>
-              <w:t>—</w:t>
+              <w:t>s00q12a</w:t>
             </w:r>
           </w:p>
         </w:tc>
@@ -1655,7 +1655,7 @@
                 <w:i w:val="0"/>
                 <w:sz w:val="17"/>
               </w:rPr>
-              <w:t>Elle ne doit pas contenir des chiffres.</w:t>
+              <w:t>Attention! Veillez bien renseigner le premier numero du chef de ménage(0.12a).</w:t>
             </w:r>
           </w:p>
         </w:tc>
@@ -1714,7 +1714,7 @@
                 <w:color w:val="16A34A"/>
                 <w:sz w:val="16"/>
               </w:rPr>
-              <w:t>s00q12a</w:t>
+              <w:t>s00q12a, s00q12b</w:t>
             </w:r>
           </w:p>
         </w:tc>
@@ -1745,7 +1745,7 @@
                 <w:i w:val="0"/>
                 <w:sz w:val="17"/>
               </w:rPr>
-              <w:t>Attention! Veillez bien renseigner le premier numero du chef de ménage(0.12a).</w:t>
+              <w:t>Attention! Veillez bien renseigner le deuxième numero du chef de ménage(0.12b).</w:t>
             </w:r>
           </w:p>
         </w:tc>
@@ -1778,7 +1778,7 @@
                 <w:i w:val="0"/>
                 <w:sz w:val="16"/>
               </w:rPr>
-              <w:t>S00</w:t>
+              <w:t>S01</w:t>
               <w:br/>
             </w:r>
             <w:r>
@@ -1788,7 +1788,7 @@
                 <w:color w:val="64748B"/>
                 <w:sz w:val="14"/>
               </w:rPr>
-              <w:t>Identification</w:t>
+              <w:t>Démographie</w:t>
             </w:r>
           </w:p>
         </w:tc>
@@ -1804,7 +1804,7 @@
                 <w:color w:val="16A34A"/>
                 <w:sz w:val="16"/>
               </w:rPr>
-              <w:t>s00q12a, s00q12b</w:t>
+              <w:t>—</w:t>
             </w:r>
           </w:p>
         </w:tc>
@@ -1835,7 +1835,7 @@
                 <w:i w:val="0"/>
                 <w:sz w:val="17"/>
               </w:rPr>
-              <w:t>Attention! Veillez bien renseigner le deuxième numero du chef de ménage(0.12b).</w:t>
+              <w:t>Prière de verifier l'information donnée par MAOUDO SARR ou corriger au niveau de la section 1.</w:t>
             </w:r>
           </w:p>
         </w:tc>
@@ -1925,187 +1925,7 @@
                 <w:i w:val="0"/>
                 <w:sz w:val="17"/>
               </w:rPr>
-              <w:t>Prière de verifier l'information donnée par MAOUDO SARR ou corriger au niveau de la section 1.</w:t>
-            </w:r>
-          </w:p>
-        </w:tc>
-      </w:tr>
-      <w:tr>
-        <w:tc>
-          <w:tcPr>
-            <w:tcW w:type="dxa" w:w="964"/>
-          </w:tcPr>
-          <w:p>
-            <w:r>
-              <w:rPr>
-                <w:b/>
-                <w:i w:val="0"/>
-                <w:color w:val="EA580C"/>
-                <w:sz w:val="16"/>
-              </w:rPr>
-              <w:t>Moyenne</w:t>
-            </w:r>
-          </w:p>
-        </w:tc>
-        <w:tc>
-          <w:tcPr>
-            <w:tcW w:type="dxa" w:w="1247"/>
-          </w:tcPr>
-          <w:p>
-            <w:r>
-              <w:rPr>
-                <w:b/>
-                <w:i w:val="0"/>
-                <w:sz w:val="16"/>
-              </w:rPr>
-              <w:t>S01</w:t>
-              <w:br/>
-            </w:r>
-            <w:r>
-              <w:rPr>
-                <w:b w:val="0"/>
-                <w:i w:val="0"/>
-                <w:color w:val="64748B"/>
-                <w:sz w:val="14"/>
-              </w:rPr>
-              <w:t>Démographie</w:t>
-            </w:r>
-          </w:p>
-        </w:tc>
-        <w:tc>
-          <w:tcPr>
-            <w:tcW w:type="dxa" w:w="1531"/>
-          </w:tcPr>
-          <w:p>
-            <w:r>
-              <w:rPr>
-                <w:b/>
-                <w:i w:val="0"/>
-                <w:color w:val="16A34A"/>
-                <w:sz w:val="16"/>
-              </w:rPr>
-              <w:t>—</w:t>
-            </w:r>
-          </w:p>
-        </w:tc>
-        <w:tc>
-          <w:tcPr>
-            <w:tcW w:type="dxa" w:w="1191"/>
-          </w:tcPr>
-          <w:p>
-            <w:r>
-              <w:rPr>
-                <w:b w:val="0"/>
-                <w:i w:val="0"/>
-                <w:color w:val="64748B"/>
-                <w:sz w:val="16"/>
-              </w:rPr>
-              <w:t>GT-CQ</w:t>
-            </w:r>
-          </w:p>
-        </w:tc>
-        <w:tc>
-          <w:tcPr>
-            <w:tcW w:type="dxa" w:w="4706"/>
-          </w:tcPr>
-          <w:p>
-            <w:r>
-              <w:rPr>
-                <w:b w:val="0"/>
-                <w:i w:val="0"/>
-                <w:sz w:val="17"/>
-              </w:rPr>
               <w:t>Prière de verifier l'information donnée par MATY SARR ou corriger au niveau de la section 1.</w:t>
-            </w:r>
-          </w:p>
-        </w:tc>
-      </w:tr>
-      <w:tr>
-        <w:tc>
-          <w:tcPr>
-            <w:tcW w:type="dxa" w:w="964"/>
-          </w:tcPr>
-          <w:p>
-            <w:r>
-              <w:rPr>
-                <w:b/>
-                <w:i w:val="0"/>
-                <w:color w:val="EA580C"/>
-                <w:sz w:val="16"/>
-              </w:rPr>
-              <w:t>Moyenne</w:t>
-            </w:r>
-          </w:p>
-        </w:tc>
-        <w:tc>
-          <w:tcPr>
-            <w:tcW w:type="dxa" w:w="1247"/>
-          </w:tcPr>
-          <w:p>
-            <w:r>
-              <w:rPr>
-                <w:b/>
-                <w:i w:val="0"/>
-                <w:sz w:val="16"/>
-              </w:rPr>
-              <w:t>S02</w:t>
-              <w:br/>
-            </w:r>
-            <w:r>
-              <w:rPr>
-                <w:b w:val="0"/>
-                <w:i w:val="0"/>
-                <w:color w:val="64748B"/>
-                <w:sz w:val="14"/>
-              </w:rPr>
-              <w:t>Éducation</w:t>
-            </w:r>
-          </w:p>
-        </w:tc>
-        <w:tc>
-          <w:tcPr>
-            <w:tcW w:type="dxa" w:w="1531"/>
-          </w:tcPr>
-          <w:p>
-            <w:r>
-              <w:rPr>
-                <w:b/>
-                <w:i w:val="0"/>
-                <w:color w:val="16A34A"/>
-                <w:sz w:val="16"/>
-              </w:rPr>
-              <w:t>—</w:t>
-            </w:r>
-          </w:p>
-        </w:tc>
-        <w:tc>
-          <w:tcPr>
-            <w:tcW w:type="dxa" w:w="1191"/>
-          </w:tcPr>
-          <w:p>
-            <w:r>
-              <w:rPr>
-                <w:b w:val="0"/>
-                <w:i w:val="0"/>
-                <w:color w:val="64748B"/>
-                <w:sz w:val="16"/>
-              </w:rPr>
-              <w:t>GT-CQ</w:t>
-            </w:r>
-          </w:p>
-        </w:tc>
-        <w:tc>
-          <w:tcPr>
-            <w:tcW w:type="dxa" w:w="4706"/>
-          </w:tcPr>
-          <w:p>
-            <w:r>
-              <w:rPr>
-                <w:b w:val="0"/>
-                <w:i w:val="0"/>
-                <w:sz w:val="17"/>
-              </w:rPr>
-              <w:t>veuillez, s'il vous plait, confirmer la cotisation ( 2500 FCFA) payée de MATY SARR avec le QG ou apporter les corrections nécessaires.</w:t>
             </w:r>
           </w:p>
         </w:tc>
